--- a/reports/ملاحظات_مراجعة_تصميم_التطبيق.docx
+++ b/reports/ملاحظات_مراجعة_تصميم_التطبيق.docx
@@ -1321,6 +1321,11 @@
       </w:r>
     </w:p>
     <w:p>
+      <w:r>
+        <w:br w:type="page"/>
+      </w:r>
+    </w:p>
+    <w:p>
       <w:pPr>
         <w:pStyle w:val="Heading1"/>
         <w:pBdr>
@@ -1341,6 +1346,563 @@
           <w:rtl/>
         </w:rPr>
         <w:t xml:space="preserve">٧.  </w:t>
+      </w:r>
+      <w:r>
+        <w:rPr>
+          <w:rFonts w:ascii="Arial" w:cs="Arial" w:eastAsia="Arial" w:hAnsi="Arial"/>
+          <w:b/>
+          <w:bCs/>
+          <w:color w:val="26262A"/>
+          <w:sz w:val="26"/>
+          <w:szCs w:val="26"/>
+          <w:rtl/>
+        </w:rPr>
+        <w:t xml:space="preserve">الطبقة الاستراتيجية الخبيرة (أربع عدسات)</w:t>
+      </w:r>
+    </w:p>
+    <w:p>
+      <w:pPr>
+        <w:bidi/>
+        <w:spacing w:after="140" w:before="0" w:line="300"/>
+        <w:jc w:val="right"/>
+      </w:pPr>
+      <w:r>
+        <w:rPr>
+          <w:rFonts w:ascii="Arial" w:cs="Arial" w:eastAsia="Arial" w:hAnsi="Arial"/>
+          <w:color w:val="26262A"/>
+          <w:sz w:val="22"/>
+          <w:szCs w:val="22"/>
+          <w:rtl/>
+        </w:rPr>
+        <w:t xml:space="preserve">قراءة أعمق من منظور خبير استراتيجية التطبيقات، اقتصاد نقاط الولاء، تجربة العميل، ومدفوعات التطبيقات — تتجاوز ملاحظات تجربة المستخدم إلى القرارات التي تحدّد نجاح البرنامج تجارياً.</w:t>
+      </w:r>
+    </w:p>
+    <w:p>
+      <w:pPr>
+        <w:bidi/>
+        <w:spacing w:after="80" w:before="160"/>
+        <w:jc w:val="right"/>
+      </w:pPr>
+      <w:r>
+        <w:rPr>
+          <w:rFonts w:ascii="Arial" w:cs="Arial" w:eastAsia="Arial" w:hAnsi="Arial"/>
+          <w:b/>
+          <w:bCs/>
+          <w:color w:val="E07C16"/>
+          <w:sz w:val="22"/>
+          <w:szCs w:val="22"/>
+          <w:rtl/>
+        </w:rPr>
+        <w:t xml:space="preserve">١) استراتيجية التطبيق</w:t>
+      </w:r>
+    </w:p>
+    <w:p>
+      <w:pPr>
+        <w:pBdr>
+          <w:left w:val="single" w:color="9A6A12" w:sz="18" w:space="8"/>
+        </w:pBdr>
+        <w:shd w:fill="FBF3E9" w:color="auto" w:val="clear"/>
+        <w:bidi/>
+        <w:spacing w:after="130" w:before="0" w:line="288"/>
+        <w:jc w:val="right"/>
+      </w:pPr>
+      <w:r>
+        <w:rPr>
+          <w:rFonts w:ascii="Arial" w:cs="Arial" w:eastAsia="Arial" w:hAnsi="Arial"/>
+          <w:b/>
+          <w:bCs/>
+          <w:color w:val="9A6A12"/>
+          <w:sz w:val="22"/>
+          <w:szCs w:val="22"/>
+          <w:rtl/>
+        </w:rPr>
+        <w:t xml:space="preserve">🟠 خطر «السوبر-آب»:  </w:t>
+      </w:r>
+      <w:r>
+        <w:rPr>
+          <w:rFonts w:ascii="Arial" w:cs="Arial" w:eastAsia="Arial" w:hAnsi="Arial"/>
+          <w:color w:val="26262A"/>
+          <w:sz w:val="22"/>
+          <w:szCs w:val="22"/>
+          <w:rtl/>
+        </w:rPr>
+        <w:t xml:space="preserve">التصميم طموح (محفظة + مدفوعات + مركبات + صراف + سوق + سحب). يجب تثبيت الحلقة الأساسية (تعبئة → كسب → رصيد → استبدال → رجوع) كنواة، وإبقاء ما عداها ثانوياً لتفادي تشتّت التركيز وثقل البناء.</w:t>
+      </w:r>
+    </w:p>
+    <w:p>
+      <w:pPr>
+        <w:pBdr>
+          <w:left w:val="single" w:color="9A6A12" w:sz="18" w:space="8"/>
+        </w:pBdr>
+        <w:shd w:fill="FBF3E9" w:color="auto" w:val="clear"/>
+        <w:bidi/>
+        <w:spacing w:after="130" w:before="0" w:line="288"/>
+        <w:jc w:val="right"/>
+      </w:pPr>
+      <w:r>
+        <w:rPr>
+          <w:rFonts w:ascii="Arial" w:cs="Arial" w:eastAsia="Arial" w:hAnsi="Arial"/>
+          <w:b/>
+          <w:bCs/>
+          <w:color w:val="9A6A12"/>
+          <w:sz w:val="22"/>
+          <w:szCs w:val="22"/>
+          <w:rtl/>
+        </w:rPr>
+        <w:t xml:space="preserve">🟠 الخندق (Moat) غير مُستغَل:  </w:t>
+      </w:r>
+      <w:r>
+        <w:rPr>
+          <w:rFonts w:ascii="Arial" w:cs="Arial" w:eastAsia="Arial" w:hAnsi="Arial"/>
+          <w:color w:val="26262A"/>
+          <w:sz w:val="22"/>
+          <w:szCs w:val="22"/>
+          <w:rtl/>
+        </w:rPr>
+        <w:t xml:space="preserve">التطبيق يلتقط نوع السيارة والوقود والموقع والإنفاق = أصل بيانات قوي. العروض الحالية عامة لا مخصّصة؛ القيمة الحقيقية في التسويق المخصّص المبني على هذه البيانات.</w:t>
+      </w:r>
+    </w:p>
+    <w:p>
+      <w:pPr>
+        <w:pBdr>
+          <w:left w:val="single" w:color="1E7E45" w:sz="18" w:space="8"/>
+        </w:pBdr>
+        <w:shd w:fill="E4F2E7" w:color="auto" w:val="clear"/>
+        <w:bidi/>
+        <w:spacing w:after="130" w:before="0" w:line="288"/>
+        <w:jc w:val="right"/>
+      </w:pPr>
+      <w:r>
+        <w:rPr>
+          <w:rFonts w:ascii="Arial" w:cs="Arial" w:eastAsia="Arial" w:hAnsi="Arial"/>
+          <w:b/>
+          <w:bCs/>
+          <w:color w:val="1E7E45"/>
+          <w:sz w:val="22"/>
+          <w:szCs w:val="22"/>
+          <w:rtl/>
+        </w:rPr>
+        <w:t xml:space="preserve">🟢 التمايز:  </w:t>
+      </w:r>
+      <w:r>
+        <w:rPr>
+          <w:rFonts w:ascii="Arial" w:cs="Arial" w:eastAsia="Arial" w:hAnsi="Arial"/>
+          <w:color w:val="26262A"/>
+          <w:sz w:val="22"/>
+          <w:szCs w:val="22"/>
+          <w:rtl/>
+        </w:rPr>
+        <w:t xml:space="preserve">التعبئة الذاتية (Pay-at-pump) + المحفظة المغلقة تمايز حقيقي عن المنافسين — يُنصح بتركيز الرسالة التسويقية عليه.</w:t>
+      </w:r>
+    </w:p>
+    <w:p>
+      <w:pPr>
+        <w:bidi/>
+        <w:spacing w:after="80" w:before="160"/>
+        <w:jc w:val="right"/>
+      </w:pPr>
+      <w:r>
+        <w:rPr>
+          <w:rFonts w:ascii="Arial" w:cs="Arial" w:eastAsia="Arial" w:hAnsi="Arial"/>
+          <w:b/>
+          <w:bCs/>
+          <w:color w:val="E07C16"/>
+          <w:sz w:val="22"/>
+          <w:szCs w:val="22"/>
+          <w:rtl/>
+        </w:rPr>
+        <w:t xml:space="preserve">٢) اقتصاد نقاط الولاء</w:t>
+      </w:r>
+    </w:p>
+    <w:p>
+      <w:pPr>
+        <w:pBdr>
+          <w:left w:val="single" w:color="B23A34" w:sz="18" w:space="8"/>
+        </w:pBdr>
+        <w:shd w:fill="FBE9E8" w:color="auto" w:val="clear"/>
+        <w:bidi/>
+        <w:spacing w:after="130" w:before="0" w:line="288"/>
+        <w:jc w:val="right"/>
+      </w:pPr>
+      <w:r>
+        <w:rPr>
+          <w:rFonts w:ascii="Arial" w:cs="Arial" w:eastAsia="Arial" w:hAnsi="Arial"/>
+          <w:b/>
+          <w:bCs/>
+          <w:color w:val="B23A34"/>
+          <w:sz w:val="22"/>
+          <w:szCs w:val="22"/>
+          <w:rtl/>
+        </w:rPr>
+        <w:t xml:space="preserve">🔴 معدّل المكافأة منخفض تنافسياً:  </w:t>
+      </w:r>
+      <w:r>
+        <w:rPr>
+          <w:rFonts w:ascii="Arial" w:cs="Arial" w:eastAsia="Arial" w:hAnsi="Arial"/>
+          <w:color w:val="26262A"/>
+          <w:sz w:val="22"/>
+          <w:szCs w:val="22"/>
+          <w:rtl/>
+        </w:rPr>
+        <w:t xml:space="preserve">0.5% تقريباً على البنزين، بينما منافسون يصلون أعلى. الأذكى: كسب رفيع على البنزين (هامش ضعيف)، وكسب سخي على إنفاق التجار (هامش عالٍ ومموّل منهم) — لتحفيز السلوك دون استنزاف الهامش.</w:t>
+      </w:r>
+    </w:p>
+    <w:p>
+      <w:pPr>
+        <w:pBdr>
+          <w:left w:val="single" w:color="9A6A12" w:sz="18" w:space="8"/>
+        </w:pBdr>
+        <w:shd w:fill="FBF3E9" w:color="auto" w:val="clear"/>
+        <w:bidi/>
+        <w:spacing w:after="130" w:before="0" w:line="288"/>
+        <w:jc w:val="right"/>
+      </w:pPr>
+      <w:r>
+        <w:rPr>
+          <w:rFonts w:ascii="Arial" w:cs="Arial" w:eastAsia="Arial" w:hAnsi="Arial"/>
+          <w:b/>
+          <w:bCs/>
+          <w:color w:val="9A6A12"/>
+          <w:sz w:val="22"/>
+          <w:szCs w:val="22"/>
+          <w:rtl/>
+        </w:rPr>
+        <w:t xml:space="preserve">🟠 إدارة الالتزام (Liability):  </w:t>
+      </w:r>
+      <w:r>
+        <w:rPr>
+          <w:rFonts w:ascii="Arial" w:cs="Arial" w:eastAsia="Arial" w:hAnsi="Arial"/>
+          <w:color w:val="26262A"/>
+          <w:sz w:val="22"/>
+          <w:szCs w:val="22"/>
+          <w:rtl/>
+        </w:rPr>
+        <w:t xml:space="preserve">النقاط التزام في الميزانية؛ الانتهاء يديره لكن يجب نمذجة الـ Breakage بأرقام واقعية.</w:t>
+      </w:r>
+    </w:p>
+    <w:p>
+      <w:pPr>
+        <w:pBdr>
+          <w:left w:val="single" w:color="9A6A12" w:sz="18" w:space="8"/>
+        </w:pBdr>
+        <w:shd w:fill="FBF1DD" w:color="auto" w:val="clear"/>
+        <w:bidi/>
+        <w:spacing w:after="130" w:before="0" w:line="288"/>
+        <w:jc w:val="right"/>
+      </w:pPr>
+      <w:r>
+        <w:rPr>
+          <w:rFonts w:ascii="Arial" w:cs="Arial" w:eastAsia="Arial" w:hAnsi="Arial"/>
+          <w:b/>
+          <w:bCs/>
+          <w:color w:val="9A6A12"/>
+          <w:sz w:val="22"/>
+          <w:szCs w:val="22"/>
+          <w:rtl/>
+        </w:rPr>
+        <w:t xml:space="preserve">🟡 إرباك مفهوم القيمة:  </w:t>
+      </w:r>
+      <w:r>
+        <w:rPr>
+          <w:rFonts w:ascii="Arial" w:cs="Arial" w:eastAsia="Arial" w:hAnsi="Arial"/>
+          <w:color w:val="26262A"/>
+          <w:sz w:val="22"/>
+          <w:szCs w:val="22"/>
+          <w:rtl/>
+        </w:rPr>
+        <w:t xml:space="preserve">خلط (نقطة / ريال / مجاني) في عرض العروض يضعف إدراك القيمة — يُعتمد أسلوب عرض واحد.</w:t>
+      </w:r>
+    </w:p>
+    <w:p>
+      <w:pPr>
+        <w:bidi/>
+        <w:spacing w:after="80" w:before="160"/>
+        <w:jc w:val="right"/>
+      </w:pPr>
+      <w:r>
+        <w:rPr>
+          <w:rFonts w:ascii="Arial" w:cs="Arial" w:eastAsia="Arial" w:hAnsi="Arial"/>
+          <w:b/>
+          <w:bCs/>
+          <w:color w:val="E07C16"/>
+          <w:sz w:val="22"/>
+          <w:szCs w:val="22"/>
+          <w:rtl/>
+        </w:rPr>
+        <w:t xml:space="preserve">٣) تجربة العميل (CX)</w:t>
+      </w:r>
+    </w:p>
+    <w:p>
+      <w:pPr>
+        <w:pBdr>
+          <w:left w:val="single" w:color="9A6A12" w:sz="18" w:space="8"/>
+        </w:pBdr>
+        <w:shd w:fill="FBF3E9" w:color="auto" w:val="clear"/>
+        <w:bidi/>
+        <w:spacing w:after="130" w:before="0" w:line="288"/>
+        <w:jc w:val="right"/>
+      </w:pPr>
+      <w:r>
+        <w:rPr>
+          <w:rFonts w:ascii="Arial" w:cs="Arial" w:eastAsia="Arial" w:hAnsi="Arial"/>
+          <w:b/>
+          <w:bCs/>
+          <w:color w:val="9A6A12"/>
+          <w:sz w:val="22"/>
+          <w:szCs w:val="22"/>
+          <w:rtl/>
+        </w:rPr>
+        <w:t xml:space="preserve">🟠 زمن الوصول للقيمة:  </w:t>
+      </w:r>
+      <w:r>
+        <w:rPr>
+          <w:rFonts w:ascii="Arial" w:cs="Arial" w:eastAsia="Arial" w:hAnsi="Arial"/>
+          <w:color w:val="26262A"/>
+          <w:sz w:val="22"/>
+          <w:szCs w:val="22"/>
+          <w:rtl/>
+        </w:rPr>
+        <w:t xml:space="preserve">يجب أن يحصل العميل الجديد على أول مكافأة فوراً (هدية ترحيب + أول كسب تعبئة) — عامل حاسم في البقاء.</w:t>
+      </w:r>
+    </w:p>
+    <w:p>
+      <w:pPr>
+        <w:pBdr>
+          <w:left w:val="single" w:color="9A6A12" w:sz="18" w:space="8"/>
+        </w:pBdr>
+        <w:shd w:fill="FBF1DD" w:color="auto" w:val="clear"/>
+        <w:bidi/>
+        <w:spacing w:after="130" w:before="0" w:line="288"/>
+        <w:jc w:val="right"/>
+      </w:pPr>
+      <w:r>
+        <w:rPr>
+          <w:rFonts w:ascii="Arial" w:cs="Arial" w:eastAsia="Arial" w:hAnsi="Arial"/>
+          <w:b/>
+          <w:bCs/>
+          <w:color w:val="9A6A12"/>
+          <w:sz w:val="22"/>
+          <w:szCs w:val="22"/>
+          <w:rtl/>
+        </w:rPr>
+        <w:t xml:space="preserve">🟡 توتر الأمان مقابل السهولة عند الحرق:  </w:t>
+      </w:r>
+      <w:r>
+        <w:rPr>
+          <w:rFonts w:ascii="Arial" w:cs="Arial" w:eastAsia="Arial" w:hAnsi="Arial"/>
+          <w:color w:val="26262A"/>
+          <w:sz w:val="22"/>
+          <w:szCs w:val="22"/>
+          <w:rtl/>
+        </w:rPr>
+        <w:t xml:space="preserve">QR بعدّاد + تحقق الحضور آمن لكنه احتكاك في أهم لحظة (الاستبدال) — يجب موازنته.</w:t>
+      </w:r>
+    </w:p>
+    <w:p>
+      <w:pPr>
+        <w:pBdr>
+          <w:left w:val="single" w:color="1E7E45" w:sz="18" w:space="8"/>
+        </w:pBdr>
+        <w:shd w:fill="E4F2E7" w:color="auto" w:val="clear"/>
+        <w:bidi/>
+        <w:spacing w:after="130" w:before="0" w:line="288"/>
+        <w:jc w:val="right"/>
+      </w:pPr>
+      <w:r>
+        <w:rPr>
+          <w:rFonts w:ascii="Arial" w:cs="Arial" w:eastAsia="Arial" w:hAnsi="Arial"/>
+          <w:b/>
+          <w:bCs/>
+          <w:color w:val="1E7E45"/>
+          <w:sz w:val="22"/>
+          <w:szCs w:val="22"/>
+          <w:rtl/>
+        </w:rPr>
+        <w:t xml:space="preserve">🟢 التصميم العاطفي:  </w:t>
+      </w:r>
+      <w:r>
+        <w:rPr>
+          <w:rFonts w:ascii="Arial" w:cs="Arial" w:eastAsia="Arial" w:hAnsi="Arial"/>
+          <w:color w:val="26262A"/>
+          <w:sz w:val="22"/>
+          <w:szCs w:val="22"/>
+          <w:rtl/>
+        </w:rPr>
+        <w:t xml:space="preserve">لحظات الاحتفاء (Confetti عند النجاح) حاضرة وتعزّز الارتباط.</w:t>
+      </w:r>
+    </w:p>
+    <w:p>
+      <w:pPr>
+        <w:bidi/>
+        <w:spacing w:after="80" w:before="160"/>
+        <w:jc w:val="right"/>
+      </w:pPr>
+      <w:r>
+        <w:rPr>
+          <w:rFonts w:ascii="Arial" w:cs="Arial" w:eastAsia="Arial" w:hAnsi="Arial"/>
+          <w:b/>
+          <w:bCs/>
+          <w:color w:val="E07C16"/>
+          <w:sz w:val="22"/>
+          <w:szCs w:val="22"/>
+          <w:rtl/>
+        </w:rPr>
+        <w:t xml:space="preserve">٤) مدفوعات التطبيق</w:t>
+      </w:r>
+    </w:p>
+    <w:p>
+      <w:pPr>
+        <w:pBdr>
+          <w:left w:val="single" w:color="B23A34" w:sz="18" w:space="8"/>
+        </w:pBdr>
+        <w:shd w:fill="FBE9E8" w:color="auto" w:val="clear"/>
+        <w:bidi/>
+        <w:spacing w:after="130" w:before="0" w:line="288"/>
+        <w:jc w:val="right"/>
+      </w:pPr>
+      <w:r>
+        <w:rPr>
+          <w:rFonts w:ascii="Arial" w:cs="Arial" w:eastAsia="Arial" w:hAnsi="Arial"/>
+          <w:b/>
+          <w:bCs/>
+          <w:color w:val="B23A34"/>
+          <w:sz w:val="22"/>
+          <w:szCs w:val="22"/>
+          <w:rtl/>
+        </w:rPr>
+        <w:t xml:space="preserve">🔴 مسار الاسترجاع/السحب — فجوة:  </w:t>
+      </w:r>
+      <w:r>
+        <w:rPr>
+          <w:rFonts w:ascii="Arial" w:cs="Arial" w:eastAsia="Arial" w:hAnsi="Arial"/>
+          <w:color w:val="26262A"/>
+          <w:sz w:val="22"/>
+          <w:szCs w:val="22"/>
+          <w:rtl/>
+        </w:rPr>
+        <w:t xml:space="preserve">المحفظة المغلقة بلا كاش-آوت، لكن العملاء سيطلبون استرجاعاً. غياب مسار استرجاع واضح يولّد شكاوى وضغطاً تنظيمياً (ساما). يجب تعريف سياسة الاسترجاع.</w:t>
+      </w:r>
+    </w:p>
+    <w:p>
+      <w:pPr>
+        <w:pBdr>
+          <w:left w:val="single" w:color="9A6A12" w:sz="18" w:space="8"/>
+        </w:pBdr>
+        <w:shd w:fill="FBF3E9" w:color="auto" w:val="clear"/>
+        <w:bidi/>
+        <w:spacing w:after="130" w:before="0" w:line="288"/>
+        <w:jc w:val="right"/>
+      </w:pPr>
+      <w:r>
+        <w:rPr>
+          <w:rFonts w:ascii="Arial" w:cs="Arial" w:eastAsia="Arial" w:hAnsi="Arial"/>
+          <w:b/>
+          <w:bCs/>
+          <w:color w:val="9A6A12"/>
+          <w:sz w:val="22"/>
+          <w:szCs w:val="22"/>
+          <w:rtl/>
+        </w:rPr>
+        <w:t xml:space="preserve">🟠 محرّك التسوية مع التجار:  </w:t>
+      </w:r>
+      <w:r>
+        <w:rPr>
+          <w:rFonts w:ascii="Arial" w:cs="Arial" w:eastAsia="Arial" w:hAnsi="Arial"/>
+          <w:color w:val="26262A"/>
+          <w:sz w:val="22"/>
+          <w:szCs w:val="22"/>
+          <w:rtl/>
+        </w:rPr>
+        <w:t xml:space="preserve">الحرق عند التجار يتطلب نظام تسوية ومطابقة مالية — بند تشغيلي غائب عن التصميم.</w:t>
+      </w:r>
+    </w:p>
+    <w:p>
+      <w:pPr>
+        <w:pBdr>
+          <w:left w:val="single" w:color="9A6A12" w:sz="18" w:space="8"/>
+        </w:pBdr>
+        <w:shd w:fill="FBF1DD" w:color="auto" w:val="clear"/>
+        <w:bidi/>
+        <w:spacing w:after="130" w:before="0" w:line="288"/>
+        <w:jc w:val="right"/>
+      </w:pPr>
+      <w:r>
+        <w:rPr>
+          <w:rFonts w:ascii="Arial" w:cs="Arial" w:eastAsia="Arial" w:hAnsi="Arial"/>
+          <w:b/>
+          <w:bCs/>
+          <w:color w:val="9A6A12"/>
+          <w:sz w:val="22"/>
+          <w:szCs w:val="22"/>
+          <w:rtl/>
+        </w:rPr>
+        <w:t xml:space="preserve">🟡 ملاءمة التقسيط (BNPL):  </w:t>
+      </w:r>
+      <w:r>
+        <w:rPr>
+          <w:rFonts w:ascii="Arial" w:cs="Arial" w:eastAsia="Arial" w:hAnsi="Arial"/>
+          <w:color w:val="26262A"/>
+          <w:sz w:val="22"/>
+          <w:szCs w:val="22"/>
+          <w:rtl/>
+        </w:rPr>
+        <w:t xml:space="preserve">تابي/تمارا منطقية للباقات الكبيرة لا للمشتريات الصغيرة (قهوة) — يُقصر على المبالغ الكبيرة.</w:t>
+      </w:r>
+    </w:p>
+    <w:p>
+      <w:pPr>
+        <w:pBdr>
+          <w:left w:val="single" w:color="9A6A12" w:sz="18" w:space="8"/>
+        </w:pBdr>
+        <w:shd w:fill="FBF1DD" w:color="auto" w:val="clear"/>
+        <w:bidi/>
+        <w:spacing w:after="130" w:before="0" w:line="288"/>
+        <w:jc w:val="right"/>
+      </w:pPr>
+      <w:r>
+        <w:rPr>
+          <w:rFonts w:ascii="Arial" w:cs="Arial" w:eastAsia="Arial" w:hAnsi="Arial"/>
+          <w:b/>
+          <w:bCs/>
+          <w:color w:val="9A6A12"/>
+          <w:sz w:val="22"/>
+          <w:szCs w:val="22"/>
+          <w:rtl/>
+        </w:rPr>
+        <w:t xml:space="preserve">🟡 تكلفة رافعة الشحن:  </w:t>
+      </w:r>
+      <w:r>
+        <w:rPr>
+          <w:rFonts w:ascii="Arial" w:cs="Arial" w:eastAsia="Arial" w:hAnsi="Arial"/>
+          <w:color w:val="26262A"/>
+          <w:sz w:val="22"/>
+          <w:szCs w:val="22"/>
+          <w:rtl/>
+        </w:rPr>
+        <w:t xml:space="preserve">رسوم مدى/فيزا على الشحن يجب أن تقل عن فائدة الـ Float، وإلا انقلب الشحن إلى خسارة.</w:t>
+      </w:r>
+    </w:p>
+    <w:p>
+      <w:pPr>
+        <w:pStyle w:val="Heading1"/>
+        <w:pBdr>
+          <w:bottom w:val="single" w:color="E07C16" w:sz="12" w:space="4"/>
+        </w:pBdr>
+        <w:bidi/>
+        <w:spacing w:after="120" w:before="280"/>
+        <w:jc w:val="right"/>
+      </w:pPr>
+      <w:r>
+        <w:rPr>
+          <w:rFonts w:ascii="Arial" w:cs="Arial" w:eastAsia="Arial" w:hAnsi="Arial"/>
+          <w:b/>
+          <w:bCs/>
+          <w:color w:val="E07C16"/>
+          <w:sz w:val="26"/>
+          <w:szCs w:val="26"/>
+          <w:rtl/>
+        </w:rPr>
+        <w:t xml:space="preserve">٨.  </w:t>
       </w:r>
       <w:r>
         <w:rPr>
@@ -1419,6 +1981,28 @@
           <w:rtl/>
         </w:rPr>
         <w:t xml:space="preserve">المبدأ الحاكم: تانكي طبقة تكافئ كل فعل داخل درب — والاقتصاد والشرعية يُوحَّدان مع النموذج المعتمد.</w:t>
+      </w:r>
+    </w:p>
+    <w:p>
+      <w:pPr>
+        <w:pStyle w:val="ListParagraph"/>
+        <w:numPr>
+          <w:ilvl w:val="0"/>
+          <w:numId w:val="1"/>
+        </w:numPr>
+        <w:bidi/>
+        <w:spacing w:after="70" w:line="285"/>
+        <w:jc w:val="right"/>
+      </w:pPr>
+      <w:r>
+        <w:rPr>
+          <w:rFonts w:ascii="Arial" w:cs="Arial" w:eastAsia="Arial" w:hAnsi="Arial"/>
+          <w:color w:val="26262A"/>
+          <w:sz w:val="22"/>
+          <w:szCs w:val="22"/>
+          <w:rtl/>
+        </w:rPr>
+        <w:t xml:space="preserve">استراتيجياً: ثبّتوا الحلقة الأساسية، ارفعوا الكسب على إنفاق التجار، استغلّوا بيانات المركبة للتخصيص، وعرّفوا مساري الاسترجاع والتسوية قبل الإطلاق.</w:t>
       </w:r>
     </w:p>
     <w:p>
